--- a/manual de implementacioyn sara  nahome .docx
+++ b/manual de implementacioyn sara  nahome .docx
@@ -1,6 +1,6 @@
 
 <file path=word/document.xml><?xml version="1.0" encoding="utf-8"?>
-<w:document xmlns:wpc="http://schemas.microsoft.com/office/word/2010/wordprocessingCanvas" xmlns:cx="http://schemas.microsoft.com/office/drawing/2014/chartex" xmlns:mc="http://schemas.openxmlformats.org/markup-compatibility/2006" xmlns:o="urn:schemas-microsoft-com:office:office" xmlns:r="http://schemas.openxmlformats.org/officeDocument/2006/relationships" xmlns:m="http://schemas.openxmlformats.org/officeDocument/2006/math" xmlns:v="urn:schemas-microsoft-com:vml" xmlns:wp14="http://schemas.microsoft.com/office/word/2010/wordprocessingDrawing" xmlns:wp="http://schemas.openxmlformats.org/drawingml/2006/wordprocessingDrawing" xmlns:w10="urn:schemas-microsoft-com:office:word" xmlns:w="http://schemas.openxmlformats.org/wordprocessingml/2006/main" xmlns:w14="http://schemas.microsoft.com/office/word/2010/wordml" xmlns:w15="http://schemas.microsoft.com/office/word/2012/wordml" xmlns:w16se="http://schemas.microsoft.com/office/word/2015/wordml/symex" xmlns:wpg="http://schemas.microsoft.com/office/word/2010/wordprocessingGroup" xmlns:wpi="http://schemas.microsoft.com/office/word/2010/wordprocessingInk" xmlns:wne="http://schemas.microsoft.com/office/word/2006/wordml" xmlns:wps="http://schemas.microsoft.com/office/word/2010/wordprocessingShape" mc:Ignorable="w14 w15 w16se wp14">
+<w:document xmlns:wpc="http://schemas.microsoft.com/office/word/2010/wordprocessingCanvas" xmlns:cx="http://schemas.microsoft.com/office/drawing/2014/chartex" xmlns:cx1="http://schemas.microsoft.com/office/drawing/2015/9/8/chartex" xmlns:cx2="http://schemas.microsoft.com/office/drawing/2015/10/21/chartex" xmlns:cx3="http://schemas.microsoft.com/office/drawing/2016/5/9/chartex" xmlns:cx4="http://schemas.microsoft.com/office/drawing/2016/5/10/chartex" xmlns:cx5="http://schemas.microsoft.com/office/drawing/2016/5/11/chartex" xmlns:cx6="http://schemas.microsoft.com/office/drawing/2016/5/12/chartex" xmlns:cx7="http://schemas.microsoft.com/office/drawing/2016/5/13/chartex" xmlns:cx8="http://schemas.microsoft.com/office/drawing/2016/5/14/chartex" xmlns:mc="http://schemas.openxmlformats.org/markup-compatibility/2006" xmlns:aink="http://schemas.microsoft.com/office/drawing/2016/ink" xmlns:am3d="http://schemas.microsoft.com/office/drawing/2017/model3d" xmlns:o="urn:schemas-microsoft-com:office:office" xmlns:oel="http://schemas.microsoft.com/office/2019/extlst" xmlns:r="http://schemas.openxmlformats.org/officeDocument/2006/relationships" xmlns:m="http://schemas.openxmlformats.org/officeDocument/2006/math" xmlns:v="urn:schemas-microsoft-com:vml" xmlns:wp14="http://schemas.microsoft.com/office/word/2010/wordprocessingDrawing" xmlns:wp="http://schemas.openxmlformats.org/drawingml/2006/wordprocessingDrawing" xmlns:w10="urn:schemas-microsoft-com:office:word" xmlns:w="http://schemas.openxmlformats.org/wordprocessingml/2006/main" xmlns:w14="http://schemas.microsoft.com/office/word/2010/wordml" xmlns:w15="http://schemas.microsoft.com/office/word/2012/wordml" xmlns:w16cex="http://schemas.microsoft.com/office/word/2018/wordml/cex" xmlns:w16cid="http://schemas.microsoft.com/office/word/2016/wordml/cid" xmlns:w16="http://schemas.microsoft.com/office/word/2018/wordml" xmlns:w16du="http://schemas.microsoft.com/office/word/2023/wordml/word16du" xmlns:w16sdtdh="http://schemas.microsoft.com/office/word/2020/wordml/sdtdatahash" xmlns:w16sdtfl="http://schemas.microsoft.com/office/word/2024/wordml/sdtformatlock" xmlns:w16se="http://schemas.microsoft.com/office/word/2015/wordml/symex" xmlns:wpg="http://schemas.microsoft.com/office/word/2010/wordprocessingGroup" xmlns:wpi="http://schemas.microsoft.com/office/word/2010/wordprocessingInk" xmlns:wne="http://schemas.microsoft.com/office/word/2006/wordml" xmlns:wps="http://schemas.microsoft.com/office/word/2010/wordprocessingShape" mc:Ignorable="w14 w15 w16se w16cid w16 w16cex w16sdtdh w16sdtfl w16du wp14">
   <w:body>
     <w:p>
       <w:pPr>
@@ -166,11 +166,29 @@
       <w:r>
         <w:t xml:space="preserve">aplicación, es necesario construir un software en el </w:t>
       </w:r>
+      <w:proofErr w:type="spellStart"/>
       <w:r>
         <w:t>submodulo</w:t>
       </w:r>
-      <w:r>
-        <w:t xml:space="preserve"> codifica software de aplicación, y documentar el mismo en el submodulo implementa software de Aplicación. Es por esto, que es manual es el producto final de submodulo III.</w:t>
+      <w:proofErr w:type="spellEnd"/>
+      <w:r>
+        <w:t xml:space="preserve"> codifica software de aplicación, y documentar el mismo en el </w:t>
+      </w:r>
+      <w:proofErr w:type="spellStart"/>
+      <w:r>
+        <w:t>submodulo</w:t>
+      </w:r>
+      <w:proofErr w:type="spellEnd"/>
+      <w:r>
+        <w:t xml:space="preserve"> implementa software de Aplicación. Es por esto, que es manual es el producto final de </w:t>
+      </w:r>
+      <w:proofErr w:type="spellStart"/>
+      <w:r>
+        <w:t>submodulo</w:t>
+      </w:r>
+      <w:proofErr w:type="spellEnd"/>
+      <w:r>
+        <w:t xml:space="preserve"> III.</w:t>
       </w:r>
       <w:r>
         <w:t xml:space="preserve"> </w:t>
@@ -358,7 +376,23 @@
           <w:b/>
           <w:bCs/>
         </w:rPr>
-        <w:t>Punto de Venta (POSns)</w:t>
+        <w:t>Punto de Venta (</w:t>
+      </w:r>
+      <w:proofErr w:type="spellStart"/>
+      <w:r>
+        <w:rPr>
+          <w:b/>
+          <w:bCs/>
+        </w:rPr>
+        <w:t>POSns</w:t>
+      </w:r>
+      <w:proofErr w:type="spellEnd"/>
+      <w:r>
+        <w:rPr>
+          <w:b/>
+          <w:bCs/>
+        </w:rPr>
+        <w:t>)</w:t>
       </w:r>
       <w:r>
         <w:t xml:space="preserve"> constituye la interfaz inicial desde la cual el usuario puede acceder a las distintas funcionalidades del software. Su diseño es sencillo e intuitivo, permitiendo una navegación rápida entre los módulos principales.</w:t>
@@ -530,7 +564,15 @@
         </w:rPr>
       </w:pPr>
       <w:r>
-        <w:t xml:space="preserve">En este apartado se dan de alta los registros de los productos que usa el sistema. para poder efectuar ventas, es necesario que exista un catálogo para poder elegir lo que se vaya adquirir por parte del cliente. Y si el sistema se cierra, los productos quedan guardados para usarse la próxima vez que se active el mismo. Para esto, se necesita una </w:t>
+        <w:t xml:space="preserve">En este apartado se dan de alta los registros de los productos que usa el sistema. para poder efectuar ventas, es necesario que exista un catálogo para poder elegir lo que se </w:t>
+      </w:r>
+      <w:proofErr w:type="gramStart"/>
+      <w:r>
+        <w:t>vaya</w:t>
+      </w:r>
+      <w:proofErr w:type="gramEnd"/>
+      <w:r>
+        <w:t xml:space="preserve"> adquirir por parte del cliente. Y si el sistema se cierra, los productos quedan guardados para usarse la próxima vez que se active el mismo. Para esto, se necesita una </w:t>
       </w:r>
       <w:r>
         <w:rPr>
@@ -610,14 +652,7 @@
     <w:p>
       <w:pPr>
         <w:pStyle w:val="Prrafodelista"/>
-        <w:numPr>
-          <w:ilvl w:val="0"/>
-          <w:numId w:val="1"/>
-        </w:numPr>
-      </w:pPr>
-      <w:r>
-        <w:t>Registro: es un conjunto de datos o campos correspondientes a un tipo de información. Ejemplo: en una tabla de alumnos, un registro clave seria: clave del alumno, nombre, carrera, grado, grupo, edad</w:t>
-      </w:r>
+      </w:pPr>
     </w:p>
     <w:p>
       <w:pPr>
@@ -628,12 +663,29 @@
         </w:numPr>
       </w:pPr>
       <w:r>
-        <w:t>Campo: es un dato único que por sí mismo no da mucha información. necesita de otros datos para saber qué información es. Ejemplo: nombre, edad, precio, observaciones</w:t>
-      </w:r>
-      <w:bookmarkStart w:id="0" w:name="_GoBack"/>
-      <w:bookmarkEnd w:id="0"/>
-      <w:r>
-        <w:t>.</w:t>
+        <w:t>Registro: es un conjunto de datos o campos correspondientes a un tipo de información. Ejemplo: en una tabla de alumnos, un registro clave seria: clave del alumno, nombre, carrera, grado, grupo, edad</w:t>
+      </w:r>
+    </w:p>
+    <w:p>
+      <w:pPr>
+        <w:pStyle w:val="Prrafodelista"/>
+      </w:pPr>
+    </w:p>
+    <w:p>
+      <w:pPr>
+        <w:pStyle w:val="Prrafodelista"/>
+      </w:pPr>
+    </w:p>
+    <w:p>
+      <w:pPr>
+        <w:pStyle w:val="Prrafodelista"/>
+        <w:numPr>
+          <w:ilvl w:val="0"/>
+          <w:numId w:val="1"/>
+        </w:numPr>
+      </w:pPr>
+      <w:r>
+        <w:t>Campo: es un dato único que por sí mismo no da mucha información. necesita de otros datos para saber qué información es. Ejemplo: nombre, edad, precio, observaciones.</w:t>
       </w:r>
     </w:p>
     <w:sectPr>
@@ -651,7 +703,7 @@
 </file>
 
 <file path=word/endnotes.xml><?xml version="1.0" encoding="utf-8"?>
-<w:endnotes xmlns:wpc="http://schemas.microsoft.com/office/word/2010/wordprocessingCanvas" xmlns:cx="http://schemas.microsoft.com/office/drawing/2014/chartex" xmlns:mc="http://schemas.openxmlformats.org/markup-compatibility/2006" xmlns:o="urn:schemas-microsoft-com:office:office" xmlns:r="http://schemas.openxmlformats.org/officeDocument/2006/relationships" xmlns:m="http://schemas.openxmlformats.org/officeDocument/2006/math" xmlns:v="urn:schemas-microsoft-com:vml" xmlns:wp14="http://schemas.microsoft.com/office/word/2010/wordprocessingDrawing" xmlns:wp="http://schemas.openxmlformats.org/drawingml/2006/wordprocessingDrawing" xmlns:w10="urn:schemas-microsoft-com:office:word" xmlns:w="http://schemas.openxmlformats.org/wordprocessingml/2006/main" xmlns:w14="http://schemas.microsoft.com/office/word/2010/wordml" xmlns:w15="http://schemas.microsoft.com/office/word/2012/wordml" xmlns:w16se="http://schemas.microsoft.com/office/word/2015/wordml/symex" xmlns:wpg="http://schemas.microsoft.com/office/word/2010/wordprocessingGroup" xmlns:wpi="http://schemas.microsoft.com/office/word/2010/wordprocessingInk" xmlns:wne="http://schemas.microsoft.com/office/word/2006/wordml" xmlns:wps="http://schemas.microsoft.com/office/word/2010/wordprocessingShape" mc:Ignorable="w14 w15 w16se wp14">
+<w:endnotes xmlns:wpc="http://schemas.microsoft.com/office/word/2010/wordprocessingCanvas" xmlns:cx="http://schemas.microsoft.com/office/drawing/2014/chartex" xmlns:cx1="http://schemas.microsoft.com/office/drawing/2015/9/8/chartex" xmlns:cx2="http://schemas.microsoft.com/office/drawing/2015/10/21/chartex" xmlns:cx3="http://schemas.microsoft.com/office/drawing/2016/5/9/chartex" xmlns:cx4="http://schemas.microsoft.com/office/drawing/2016/5/10/chartex" xmlns:cx5="http://schemas.microsoft.com/office/drawing/2016/5/11/chartex" xmlns:cx6="http://schemas.microsoft.com/office/drawing/2016/5/12/chartex" xmlns:cx7="http://schemas.microsoft.com/office/drawing/2016/5/13/chartex" xmlns:cx8="http://schemas.microsoft.com/office/drawing/2016/5/14/chartex" xmlns:mc="http://schemas.openxmlformats.org/markup-compatibility/2006" xmlns:aink="http://schemas.microsoft.com/office/drawing/2016/ink" xmlns:am3d="http://schemas.microsoft.com/office/drawing/2017/model3d" xmlns:o="urn:schemas-microsoft-com:office:office" xmlns:oel="http://schemas.microsoft.com/office/2019/extlst" xmlns:r="http://schemas.openxmlformats.org/officeDocument/2006/relationships" xmlns:m="http://schemas.openxmlformats.org/officeDocument/2006/math" xmlns:v="urn:schemas-microsoft-com:vml" xmlns:wp14="http://schemas.microsoft.com/office/word/2010/wordprocessingDrawing" xmlns:wp="http://schemas.openxmlformats.org/drawingml/2006/wordprocessingDrawing" xmlns:w10="urn:schemas-microsoft-com:office:word" xmlns:w="http://schemas.openxmlformats.org/wordprocessingml/2006/main" xmlns:w14="http://schemas.microsoft.com/office/word/2010/wordml" xmlns:w15="http://schemas.microsoft.com/office/word/2012/wordml" xmlns:w16cex="http://schemas.microsoft.com/office/word/2018/wordml/cex" xmlns:w16cid="http://schemas.microsoft.com/office/word/2016/wordml/cid" xmlns:w16="http://schemas.microsoft.com/office/word/2018/wordml" xmlns:w16du="http://schemas.microsoft.com/office/word/2023/wordml/word16du" xmlns:w16sdtdh="http://schemas.microsoft.com/office/word/2020/wordml/sdtdatahash" xmlns:w16sdtfl="http://schemas.microsoft.com/office/word/2024/wordml/sdtformatlock" xmlns:w16se="http://schemas.microsoft.com/office/word/2015/wordml/symex" xmlns:wpg="http://schemas.microsoft.com/office/word/2010/wordprocessingGroup" xmlns:wpi="http://schemas.microsoft.com/office/word/2010/wordprocessingInk" xmlns:wne="http://schemas.microsoft.com/office/word/2006/wordml" xmlns:wps="http://schemas.microsoft.com/office/word/2010/wordprocessingShape" mc:Ignorable="w14 w15 w16se w16cid w16 w16cex w16sdtdh w16sdtfl w16du wp14">
   <w:endnote w:type="separator" w:id="-1">
     <w:p>
       <w:pPr>
@@ -676,7 +728,7 @@
 </file>
 
 <file path=word/footer1.xml><?xml version="1.0" encoding="utf-8"?>
-<w:ftr xmlns:wpc="http://schemas.microsoft.com/office/word/2010/wordprocessingCanvas" xmlns:cx="http://schemas.microsoft.com/office/drawing/2014/chartex" xmlns:mc="http://schemas.openxmlformats.org/markup-compatibility/2006" xmlns:o="urn:schemas-microsoft-com:office:office" xmlns:r="http://schemas.openxmlformats.org/officeDocument/2006/relationships" xmlns:m="http://schemas.openxmlformats.org/officeDocument/2006/math" xmlns:v="urn:schemas-microsoft-com:vml" xmlns:wp14="http://schemas.microsoft.com/office/word/2010/wordprocessingDrawing" xmlns:wp="http://schemas.openxmlformats.org/drawingml/2006/wordprocessingDrawing" xmlns:w10="urn:schemas-microsoft-com:office:word" xmlns:w="http://schemas.openxmlformats.org/wordprocessingml/2006/main" xmlns:w14="http://schemas.microsoft.com/office/word/2010/wordml" xmlns:w15="http://schemas.microsoft.com/office/word/2012/wordml" xmlns:w16se="http://schemas.microsoft.com/office/word/2015/wordml/symex" xmlns:wpg="http://schemas.microsoft.com/office/word/2010/wordprocessingGroup" xmlns:wpi="http://schemas.microsoft.com/office/word/2010/wordprocessingInk" xmlns:wne="http://schemas.microsoft.com/office/word/2006/wordml" xmlns:wps="http://schemas.microsoft.com/office/word/2010/wordprocessingShape" mc:Ignorable="w14 w15 w16se wp14">
+<w:ftr xmlns:wpc="http://schemas.microsoft.com/office/word/2010/wordprocessingCanvas" xmlns:cx="http://schemas.microsoft.com/office/drawing/2014/chartex" xmlns:cx1="http://schemas.microsoft.com/office/drawing/2015/9/8/chartex" xmlns:cx2="http://schemas.microsoft.com/office/drawing/2015/10/21/chartex" xmlns:cx3="http://schemas.microsoft.com/office/drawing/2016/5/9/chartex" xmlns:cx4="http://schemas.microsoft.com/office/drawing/2016/5/10/chartex" xmlns:cx5="http://schemas.microsoft.com/office/drawing/2016/5/11/chartex" xmlns:cx6="http://schemas.microsoft.com/office/drawing/2016/5/12/chartex" xmlns:cx7="http://schemas.microsoft.com/office/drawing/2016/5/13/chartex" xmlns:cx8="http://schemas.microsoft.com/office/drawing/2016/5/14/chartex" xmlns:mc="http://schemas.openxmlformats.org/markup-compatibility/2006" xmlns:aink="http://schemas.microsoft.com/office/drawing/2016/ink" xmlns:am3d="http://schemas.microsoft.com/office/drawing/2017/model3d" xmlns:o="urn:schemas-microsoft-com:office:office" xmlns:oel="http://schemas.microsoft.com/office/2019/extlst" xmlns:r="http://schemas.openxmlformats.org/officeDocument/2006/relationships" xmlns:m="http://schemas.openxmlformats.org/officeDocument/2006/math" xmlns:v="urn:schemas-microsoft-com:vml" xmlns:wp14="http://schemas.microsoft.com/office/word/2010/wordprocessingDrawing" xmlns:wp="http://schemas.openxmlformats.org/drawingml/2006/wordprocessingDrawing" xmlns:w10="urn:schemas-microsoft-com:office:word" xmlns:w="http://schemas.openxmlformats.org/wordprocessingml/2006/main" xmlns:w14="http://schemas.microsoft.com/office/word/2010/wordml" xmlns:w15="http://schemas.microsoft.com/office/word/2012/wordml" xmlns:w16cex="http://schemas.microsoft.com/office/word/2018/wordml/cex" xmlns:w16cid="http://schemas.microsoft.com/office/word/2016/wordml/cid" xmlns:w16="http://schemas.microsoft.com/office/word/2018/wordml" xmlns:w16du="http://schemas.microsoft.com/office/word/2023/wordml/word16du" xmlns:w16sdtdh="http://schemas.microsoft.com/office/word/2020/wordml/sdtdatahash" xmlns:w16sdtfl="http://schemas.microsoft.com/office/word/2024/wordml/sdtformatlock" xmlns:w16se="http://schemas.microsoft.com/office/word/2015/wordml/symex" xmlns:wpg="http://schemas.microsoft.com/office/word/2010/wordprocessingGroup" xmlns:wpi="http://schemas.microsoft.com/office/word/2010/wordprocessingInk" xmlns:wne="http://schemas.microsoft.com/office/word/2006/wordml" xmlns:wps="http://schemas.microsoft.com/office/word/2010/wordprocessingShape" mc:Ignorable="w14 w15 w16se w16cid w16 w16cex w16sdtdh w16sdtfl w16du wp14">
   <w:tbl>
     <w:tblPr>
       <w:tblW w:w="5000" w:type="pct"/>
@@ -711,6 +763,7 @@
               <w:color w:val="000000" w:themeColor="text1"/>
             </w:rPr>
           </w:pPr>
+          <w:proofErr w:type="gramStart"/>
           <w:r>
             <w:rPr>
               <w:caps/>
@@ -725,6 +778,7 @@
             </w:rPr>
             <w:t xml:space="preserve"> sara</w:t>
           </w:r>
+          <w:proofErr w:type="gramEnd"/>
         </w:p>
       </w:tc>
       <w:tc>
@@ -786,7 +840,7 @@
 </file>
 
 <file path=word/footnotes.xml><?xml version="1.0" encoding="utf-8"?>
-<w:footnotes xmlns:wpc="http://schemas.microsoft.com/office/word/2010/wordprocessingCanvas" xmlns:cx="http://schemas.microsoft.com/office/drawing/2014/chartex" xmlns:mc="http://schemas.openxmlformats.org/markup-compatibility/2006" xmlns:o="urn:schemas-microsoft-com:office:office" xmlns:r="http://schemas.openxmlformats.org/officeDocument/2006/relationships" xmlns:m="http://schemas.openxmlformats.org/officeDocument/2006/math" xmlns:v="urn:schemas-microsoft-com:vml" xmlns:wp14="http://schemas.microsoft.com/office/word/2010/wordprocessingDrawing" xmlns:wp="http://schemas.openxmlformats.org/drawingml/2006/wordprocessingDrawing" xmlns:w10="urn:schemas-microsoft-com:office:word" xmlns:w="http://schemas.openxmlformats.org/wordprocessingml/2006/main" xmlns:w14="http://schemas.microsoft.com/office/word/2010/wordml" xmlns:w15="http://schemas.microsoft.com/office/word/2012/wordml" xmlns:w16se="http://schemas.microsoft.com/office/word/2015/wordml/symex" xmlns:wpg="http://schemas.microsoft.com/office/word/2010/wordprocessingGroup" xmlns:wpi="http://schemas.microsoft.com/office/word/2010/wordprocessingInk" xmlns:wne="http://schemas.microsoft.com/office/word/2006/wordml" xmlns:wps="http://schemas.microsoft.com/office/word/2010/wordprocessingShape" mc:Ignorable="w14 w15 w16se wp14">
+<w:footnotes xmlns:wpc="http://schemas.microsoft.com/office/word/2010/wordprocessingCanvas" xmlns:cx="http://schemas.microsoft.com/office/drawing/2014/chartex" xmlns:cx1="http://schemas.microsoft.com/office/drawing/2015/9/8/chartex" xmlns:cx2="http://schemas.microsoft.com/office/drawing/2015/10/21/chartex" xmlns:cx3="http://schemas.microsoft.com/office/drawing/2016/5/9/chartex" xmlns:cx4="http://schemas.microsoft.com/office/drawing/2016/5/10/chartex" xmlns:cx5="http://schemas.microsoft.com/office/drawing/2016/5/11/chartex" xmlns:cx6="http://schemas.microsoft.com/office/drawing/2016/5/12/chartex" xmlns:cx7="http://schemas.microsoft.com/office/drawing/2016/5/13/chartex" xmlns:cx8="http://schemas.microsoft.com/office/drawing/2016/5/14/chartex" xmlns:mc="http://schemas.openxmlformats.org/markup-compatibility/2006" xmlns:aink="http://schemas.microsoft.com/office/drawing/2016/ink" xmlns:am3d="http://schemas.microsoft.com/office/drawing/2017/model3d" xmlns:o="urn:schemas-microsoft-com:office:office" xmlns:oel="http://schemas.microsoft.com/office/2019/extlst" xmlns:r="http://schemas.openxmlformats.org/officeDocument/2006/relationships" xmlns:m="http://schemas.openxmlformats.org/officeDocument/2006/math" xmlns:v="urn:schemas-microsoft-com:vml" xmlns:wp14="http://schemas.microsoft.com/office/word/2010/wordprocessingDrawing" xmlns:wp="http://schemas.openxmlformats.org/drawingml/2006/wordprocessingDrawing" xmlns:w10="urn:schemas-microsoft-com:office:word" xmlns:w="http://schemas.openxmlformats.org/wordprocessingml/2006/main" xmlns:w14="http://schemas.microsoft.com/office/word/2010/wordml" xmlns:w15="http://schemas.microsoft.com/office/word/2012/wordml" xmlns:w16cex="http://schemas.microsoft.com/office/word/2018/wordml/cex" xmlns:w16cid="http://schemas.microsoft.com/office/word/2016/wordml/cid" xmlns:w16="http://schemas.microsoft.com/office/word/2018/wordml" xmlns:w16du="http://schemas.microsoft.com/office/word/2023/wordml/word16du" xmlns:w16sdtdh="http://schemas.microsoft.com/office/word/2020/wordml/sdtdatahash" xmlns:w16sdtfl="http://schemas.microsoft.com/office/word/2024/wordml/sdtformatlock" xmlns:w16se="http://schemas.microsoft.com/office/word/2015/wordml/symex" xmlns:wpg="http://schemas.microsoft.com/office/word/2010/wordprocessingGroup" xmlns:wpi="http://schemas.microsoft.com/office/word/2010/wordprocessingInk" xmlns:wne="http://schemas.microsoft.com/office/word/2006/wordml" xmlns:wps="http://schemas.microsoft.com/office/word/2010/wordprocessingShape" mc:Ignorable="w14 w15 w16se w16cid w16 w16cex w16sdtdh w16sdtfl w16du wp14">
   <w:footnote w:type="separator" w:id="-1">
     <w:p>
       <w:pPr>
@@ -811,7 +865,7 @@
 </file>
 
 <file path=word/header1.xml><?xml version="1.0" encoding="utf-8"?>
-<w:hdr xmlns:wpc="http://schemas.microsoft.com/office/word/2010/wordprocessingCanvas" xmlns:cx="http://schemas.microsoft.com/office/drawing/2014/chartex" xmlns:mc="http://schemas.openxmlformats.org/markup-compatibility/2006" xmlns:o="urn:schemas-microsoft-com:office:office" xmlns:r="http://schemas.openxmlformats.org/officeDocument/2006/relationships" xmlns:m="http://schemas.openxmlformats.org/officeDocument/2006/math" xmlns:v="urn:schemas-microsoft-com:vml" xmlns:wp14="http://schemas.microsoft.com/office/word/2010/wordprocessingDrawing" xmlns:wp="http://schemas.openxmlformats.org/drawingml/2006/wordprocessingDrawing" xmlns:w10="urn:schemas-microsoft-com:office:word" xmlns:w="http://schemas.openxmlformats.org/wordprocessingml/2006/main" xmlns:w14="http://schemas.microsoft.com/office/word/2010/wordml" xmlns:w15="http://schemas.microsoft.com/office/word/2012/wordml" xmlns:w16se="http://schemas.microsoft.com/office/word/2015/wordml/symex" xmlns:wpg="http://schemas.microsoft.com/office/word/2010/wordprocessingGroup" xmlns:wpi="http://schemas.microsoft.com/office/word/2010/wordprocessingInk" xmlns:wne="http://schemas.microsoft.com/office/word/2006/wordml" xmlns:wps="http://schemas.microsoft.com/office/word/2010/wordprocessingShape" mc:Ignorable="w14 w15 w16se wp14">
+<w:hdr xmlns:wpc="http://schemas.microsoft.com/office/word/2010/wordprocessingCanvas" xmlns:cx="http://schemas.microsoft.com/office/drawing/2014/chartex" xmlns:cx1="http://schemas.microsoft.com/office/drawing/2015/9/8/chartex" xmlns:cx2="http://schemas.microsoft.com/office/drawing/2015/10/21/chartex" xmlns:cx3="http://schemas.microsoft.com/office/drawing/2016/5/9/chartex" xmlns:cx4="http://schemas.microsoft.com/office/drawing/2016/5/10/chartex" xmlns:cx5="http://schemas.microsoft.com/office/drawing/2016/5/11/chartex" xmlns:cx6="http://schemas.microsoft.com/office/drawing/2016/5/12/chartex" xmlns:cx7="http://schemas.microsoft.com/office/drawing/2016/5/13/chartex" xmlns:cx8="http://schemas.microsoft.com/office/drawing/2016/5/14/chartex" xmlns:mc="http://schemas.openxmlformats.org/markup-compatibility/2006" xmlns:aink="http://schemas.microsoft.com/office/drawing/2016/ink" xmlns:am3d="http://schemas.microsoft.com/office/drawing/2017/model3d" xmlns:o="urn:schemas-microsoft-com:office:office" xmlns:oel="http://schemas.microsoft.com/office/2019/extlst" xmlns:r="http://schemas.openxmlformats.org/officeDocument/2006/relationships" xmlns:m="http://schemas.openxmlformats.org/officeDocument/2006/math" xmlns:v="urn:schemas-microsoft-com:vml" xmlns:wp14="http://schemas.microsoft.com/office/word/2010/wordprocessingDrawing" xmlns:wp="http://schemas.openxmlformats.org/drawingml/2006/wordprocessingDrawing" xmlns:w10="urn:schemas-microsoft-com:office:word" xmlns:w="http://schemas.openxmlformats.org/wordprocessingml/2006/main" xmlns:w14="http://schemas.microsoft.com/office/word/2010/wordml" xmlns:w15="http://schemas.microsoft.com/office/word/2012/wordml" xmlns:w16cex="http://schemas.microsoft.com/office/word/2018/wordml/cex" xmlns:w16cid="http://schemas.microsoft.com/office/word/2016/wordml/cid" xmlns:w16="http://schemas.microsoft.com/office/word/2018/wordml" xmlns:w16du="http://schemas.microsoft.com/office/word/2023/wordml/word16du" xmlns:w16sdtdh="http://schemas.microsoft.com/office/word/2020/wordml/sdtdatahash" xmlns:w16sdtfl="http://schemas.microsoft.com/office/word/2024/wordml/sdtformatlock" xmlns:w16se="http://schemas.microsoft.com/office/word/2015/wordml/symex" xmlns:wpg="http://schemas.microsoft.com/office/word/2010/wordprocessingGroup" xmlns:wpi="http://schemas.microsoft.com/office/word/2010/wordprocessingInk" xmlns:wne="http://schemas.microsoft.com/office/word/2006/wordml" xmlns:wps="http://schemas.microsoft.com/office/word/2010/wordprocessingShape" mc:Ignorable="w14 w15 w16se w16cid w16 w16cex w16sdtdh w16sdtfl w16du wp14">
   <w:p>
     <w:pPr>
       <w:pStyle w:val="Encabezado"/>
@@ -845,7 +899,7 @@
           </v:handles>
           <o:lock v:ext="edit" text="t" shapetype="t"/>
         </v:shapetype>
-        <v:shape id="PowerPlusWaterMarkObject1416672" o:spid="_x0000_s2050" type="#_x0000_t136" style="position:absolute;margin-left:0;margin-top:0;width:436.1pt;height:186.9pt;rotation:315;z-index:-251655168;mso-position-horizontal:center;mso-position-horizontal-relative:margin;mso-position-vertical:center;mso-position-vertical-relative:margin" o:allowincell="f" fillcolor="silver" stroked="f">
+        <v:shape id="PowerPlusWaterMarkObject1416672" o:spid="_x0000_s1026" type="#_x0000_t136" style="position:absolute;margin-left:0;margin-top:0;width:436.1pt;height:186.9pt;rotation:315;z-index:-251655168;mso-position-horizontal:center;mso-position-horizontal-relative:margin;mso-position-vertical:center;mso-position-vertical-relative:margin" o:allowincell="f" fillcolor="silver" stroked="f">
           <v:fill opacity=".5"/>
           <v:textpath style="font-family:&quot;Calibri&quot;;font-size:1pt" string="NAHOME"/>
           <w10:wrap anchorx="margin" anchory="margin"/>
@@ -857,7 +911,7 @@
 </file>
 
 <file path=word/header2.xml><?xml version="1.0" encoding="utf-8"?>
-<w:hdr xmlns:wpc="http://schemas.microsoft.com/office/word/2010/wordprocessingCanvas" xmlns:cx="http://schemas.microsoft.com/office/drawing/2014/chartex" xmlns:mc="http://schemas.openxmlformats.org/markup-compatibility/2006" xmlns:o="urn:schemas-microsoft-com:office:office" xmlns:r="http://schemas.openxmlformats.org/officeDocument/2006/relationships" xmlns:m="http://schemas.openxmlformats.org/officeDocument/2006/math" xmlns:v="urn:schemas-microsoft-com:vml" xmlns:wp14="http://schemas.microsoft.com/office/word/2010/wordprocessingDrawing" xmlns:wp="http://schemas.openxmlformats.org/drawingml/2006/wordprocessingDrawing" xmlns:w10="urn:schemas-microsoft-com:office:word" xmlns:w="http://schemas.openxmlformats.org/wordprocessingml/2006/main" xmlns:w14="http://schemas.microsoft.com/office/word/2010/wordml" xmlns:w15="http://schemas.microsoft.com/office/word/2012/wordml" xmlns:w16se="http://schemas.microsoft.com/office/word/2015/wordml/symex" xmlns:wpg="http://schemas.microsoft.com/office/word/2010/wordprocessingGroup" xmlns:wpi="http://schemas.microsoft.com/office/word/2010/wordprocessingInk" xmlns:wne="http://schemas.microsoft.com/office/word/2006/wordml" xmlns:wps="http://schemas.microsoft.com/office/word/2010/wordprocessingShape" mc:Ignorable="w14 w15 w16se wp14">
+<w:hdr xmlns:wpc="http://schemas.microsoft.com/office/word/2010/wordprocessingCanvas" xmlns:cx="http://schemas.microsoft.com/office/drawing/2014/chartex" xmlns:cx1="http://schemas.microsoft.com/office/drawing/2015/9/8/chartex" xmlns:cx2="http://schemas.microsoft.com/office/drawing/2015/10/21/chartex" xmlns:cx3="http://schemas.microsoft.com/office/drawing/2016/5/9/chartex" xmlns:cx4="http://schemas.microsoft.com/office/drawing/2016/5/10/chartex" xmlns:cx5="http://schemas.microsoft.com/office/drawing/2016/5/11/chartex" xmlns:cx6="http://schemas.microsoft.com/office/drawing/2016/5/12/chartex" xmlns:cx7="http://schemas.microsoft.com/office/drawing/2016/5/13/chartex" xmlns:cx8="http://schemas.microsoft.com/office/drawing/2016/5/14/chartex" xmlns:mc="http://schemas.openxmlformats.org/markup-compatibility/2006" xmlns:aink="http://schemas.microsoft.com/office/drawing/2016/ink" xmlns:am3d="http://schemas.microsoft.com/office/drawing/2017/model3d" xmlns:o="urn:schemas-microsoft-com:office:office" xmlns:oel="http://schemas.microsoft.com/office/2019/extlst" xmlns:r="http://schemas.openxmlformats.org/officeDocument/2006/relationships" xmlns:m="http://schemas.openxmlformats.org/officeDocument/2006/math" xmlns:v="urn:schemas-microsoft-com:vml" xmlns:wp14="http://schemas.microsoft.com/office/word/2010/wordprocessingDrawing" xmlns:wp="http://schemas.openxmlformats.org/drawingml/2006/wordprocessingDrawing" xmlns:w10="urn:schemas-microsoft-com:office:word" xmlns:w="http://schemas.openxmlformats.org/wordprocessingml/2006/main" xmlns:w14="http://schemas.microsoft.com/office/word/2010/wordml" xmlns:w15="http://schemas.microsoft.com/office/word/2012/wordml" xmlns:w16cex="http://schemas.microsoft.com/office/word/2018/wordml/cex" xmlns:w16cid="http://schemas.microsoft.com/office/word/2016/wordml/cid" xmlns:w16="http://schemas.microsoft.com/office/word/2018/wordml" xmlns:w16du="http://schemas.microsoft.com/office/word/2023/wordml/word16du" xmlns:w16sdtdh="http://schemas.microsoft.com/office/word/2020/wordml/sdtdatahash" xmlns:w16sdtfl="http://schemas.microsoft.com/office/word/2024/wordml/sdtformatlock" xmlns:w16se="http://schemas.microsoft.com/office/word/2015/wordml/symex" xmlns:wpg="http://schemas.microsoft.com/office/word/2010/wordprocessingGroup" xmlns:wpi="http://schemas.microsoft.com/office/word/2010/wordprocessingInk" xmlns:wne="http://schemas.microsoft.com/office/word/2006/wordml" xmlns:wps="http://schemas.microsoft.com/office/word/2010/wordprocessingShape" mc:Ignorable="w14 w15 w16se w16cid w16 w16cex w16sdtdh w16sdtfl w16du wp14">
   <w:tbl>
     <w:tblPr>
       <w:tblW w:w="5000" w:type="pct"/>
@@ -933,7 +987,6 @@
               <w:dataBinding w:prefixMappings="xmlns:ns0='http://purl.org/dc/elements/1.1/' xmlns:ns1='http://schemas.openxmlformats.org/package/2006/metadata/core-properties' " w:xpath="/ns1:coreProperties[1]/ns0:title[1]" w:storeItemID="{6C3C8BC8-F283-45AE-878A-BAB7291924A1}"/>
               <w:text/>
             </w:sdtPr>
-            <w:sdtEndPr/>
             <w:sdtContent>
               <w:r>
                 <w:rPr>
@@ -981,7 +1034,7 @@
           </v:handles>
           <o:lock v:ext="edit" text="t" shapetype="t"/>
         </v:shapetype>
-        <v:shape id="PowerPlusWaterMarkObject1416673" o:spid="_x0000_s2051" type="#_x0000_t136" style="position:absolute;margin-left:0;margin-top:0;width:436.1pt;height:186.9pt;rotation:315;z-index:-251653120;mso-position-horizontal:center;mso-position-horizontal-relative:margin;mso-position-vertical:center;mso-position-vertical-relative:margin" o:allowincell="f" fillcolor="silver" stroked="f">
+        <v:shape id="PowerPlusWaterMarkObject1416673" o:spid="_x0000_s1027" type="#_x0000_t136" style="position:absolute;margin-left:0;margin-top:0;width:436.1pt;height:186.9pt;rotation:315;z-index:-251653120;mso-position-horizontal:center;mso-position-horizontal-relative:margin;mso-position-vertical:center;mso-position-vertical-relative:margin" o:allowincell="f" fillcolor="silver" stroked="f">
           <v:fill opacity=".5"/>
           <v:textpath style="font-family:&quot;Calibri&quot;;font-size:1pt" string="NAHOME"/>
           <w10:wrap anchorx="margin" anchory="margin"/>
@@ -993,7 +1046,7 @@
 </file>
 
 <file path=word/header3.xml><?xml version="1.0" encoding="utf-8"?>
-<w:hdr xmlns:wpc="http://schemas.microsoft.com/office/word/2010/wordprocessingCanvas" xmlns:cx="http://schemas.microsoft.com/office/drawing/2014/chartex" xmlns:mc="http://schemas.openxmlformats.org/markup-compatibility/2006" xmlns:o="urn:schemas-microsoft-com:office:office" xmlns:r="http://schemas.openxmlformats.org/officeDocument/2006/relationships" xmlns:m="http://schemas.openxmlformats.org/officeDocument/2006/math" xmlns:v="urn:schemas-microsoft-com:vml" xmlns:wp14="http://schemas.microsoft.com/office/word/2010/wordprocessingDrawing" xmlns:wp="http://schemas.openxmlformats.org/drawingml/2006/wordprocessingDrawing" xmlns:w10="urn:schemas-microsoft-com:office:word" xmlns:w="http://schemas.openxmlformats.org/wordprocessingml/2006/main" xmlns:w14="http://schemas.microsoft.com/office/word/2010/wordml" xmlns:w15="http://schemas.microsoft.com/office/word/2012/wordml" xmlns:w16se="http://schemas.microsoft.com/office/word/2015/wordml/symex" xmlns:wpg="http://schemas.microsoft.com/office/word/2010/wordprocessingGroup" xmlns:wpi="http://schemas.microsoft.com/office/word/2010/wordprocessingInk" xmlns:wne="http://schemas.microsoft.com/office/word/2006/wordml" xmlns:wps="http://schemas.microsoft.com/office/word/2010/wordprocessingShape" mc:Ignorable="w14 w15 w16se wp14">
+<w:hdr xmlns:wpc="http://schemas.microsoft.com/office/word/2010/wordprocessingCanvas" xmlns:cx="http://schemas.microsoft.com/office/drawing/2014/chartex" xmlns:cx1="http://schemas.microsoft.com/office/drawing/2015/9/8/chartex" xmlns:cx2="http://schemas.microsoft.com/office/drawing/2015/10/21/chartex" xmlns:cx3="http://schemas.microsoft.com/office/drawing/2016/5/9/chartex" xmlns:cx4="http://schemas.microsoft.com/office/drawing/2016/5/10/chartex" xmlns:cx5="http://schemas.microsoft.com/office/drawing/2016/5/11/chartex" xmlns:cx6="http://schemas.microsoft.com/office/drawing/2016/5/12/chartex" xmlns:cx7="http://schemas.microsoft.com/office/drawing/2016/5/13/chartex" xmlns:cx8="http://schemas.microsoft.com/office/drawing/2016/5/14/chartex" xmlns:mc="http://schemas.openxmlformats.org/markup-compatibility/2006" xmlns:aink="http://schemas.microsoft.com/office/drawing/2016/ink" xmlns:am3d="http://schemas.microsoft.com/office/drawing/2017/model3d" xmlns:o="urn:schemas-microsoft-com:office:office" xmlns:oel="http://schemas.microsoft.com/office/2019/extlst" xmlns:r="http://schemas.openxmlformats.org/officeDocument/2006/relationships" xmlns:m="http://schemas.openxmlformats.org/officeDocument/2006/math" xmlns:v="urn:schemas-microsoft-com:vml" xmlns:wp14="http://schemas.microsoft.com/office/word/2010/wordprocessingDrawing" xmlns:wp="http://schemas.openxmlformats.org/drawingml/2006/wordprocessingDrawing" xmlns:w10="urn:schemas-microsoft-com:office:word" xmlns:w="http://schemas.openxmlformats.org/wordprocessingml/2006/main" xmlns:w14="http://schemas.microsoft.com/office/word/2010/wordml" xmlns:w15="http://schemas.microsoft.com/office/word/2012/wordml" xmlns:w16cex="http://schemas.microsoft.com/office/word/2018/wordml/cex" xmlns:w16cid="http://schemas.microsoft.com/office/word/2016/wordml/cid" xmlns:w16="http://schemas.microsoft.com/office/word/2018/wordml" xmlns:w16du="http://schemas.microsoft.com/office/word/2023/wordml/word16du" xmlns:w16sdtdh="http://schemas.microsoft.com/office/word/2020/wordml/sdtdatahash" xmlns:w16sdtfl="http://schemas.microsoft.com/office/word/2024/wordml/sdtformatlock" xmlns:w16se="http://schemas.microsoft.com/office/word/2015/wordml/symex" xmlns:wpg="http://schemas.microsoft.com/office/word/2010/wordprocessingGroup" xmlns:wpi="http://schemas.microsoft.com/office/word/2010/wordprocessingInk" xmlns:wne="http://schemas.microsoft.com/office/word/2006/wordml" xmlns:wps="http://schemas.microsoft.com/office/word/2010/wordprocessingShape" mc:Ignorable="w14 w15 w16se w16cid w16 w16cex w16sdtdh w16sdtfl w16du wp14">
   <w:p>
     <w:pPr>
       <w:pStyle w:val="Encabezado"/>
@@ -1027,7 +1080,7 @@
           </v:handles>
           <o:lock v:ext="edit" text="t" shapetype="t"/>
         </v:shapetype>
-        <v:shape id="PowerPlusWaterMarkObject1416671" o:spid="_x0000_s2049" type="#_x0000_t136" style="position:absolute;margin-left:0;margin-top:0;width:436.1pt;height:186.9pt;rotation:315;z-index:-251657216;mso-position-horizontal:center;mso-position-horizontal-relative:margin;mso-position-vertical:center;mso-position-vertical-relative:margin" o:allowincell="f" fillcolor="silver" stroked="f">
+        <v:shape id="PowerPlusWaterMarkObject1416671" o:spid="_x0000_s1025" type="#_x0000_t136" style="position:absolute;margin-left:0;margin-top:0;width:436.1pt;height:186.9pt;rotation:315;z-index:-251657216;mso-position-horizontal:center;mso-position-horizontal-relative:margin;mso-position-vertical:center;mso-position-vertical-relative:margin" o:allowincell="f" fillcolor="silver" stroked="f">
           <v:fill opacity=".5"/>
           <v:textpath style="font-family:&quot;Calibri&quot;;font-size:1pt" string="NAHOME"/>
           <w10:wrap anchorx="margin" anchory="margin"/>
@@ -1039,7 +1092,7 @@
 </file>
 
 <file path=word/numbering.xml><?xml version="1.0" encoding="utf-8"?>
-<w:numbering xmlns:wpc="http://schemas.microsoft.com/office/word/2010/wordprocessingCanvas" xmlns:cx="http://schemas.microsoft.com/office/drawing/2014/chartex" xmlns:mc="http://schemas.openxmlformats.org/markup-compatibility/2006" xmlns:o="urn:schemas-microsoft-com:office:office" xmlns:r="http://schemas.openxmlformats.org/officeDocument/2006/relationships" xmlns:m="http://schemas.openxmlformats.org/officeDocument/2006/math" xmlns:v="urn:schemas-microsoft-com:vml" xmlns:wp14="http://schemas.microsoft.com/office/word/2010/wordprocessingDrawing" xmlns:wp="http://schemas.openxmlformats.org/drawingml/2006/wordprocessingDrawing" xmlns:w10="urn:schemas-microsoft-com:office:word" xmlns:w="http://schemas.openxmlformats.org/wordprocessingml/2006/main" xmlns:w14="http://schemas.microsoft.com/office/word/2010/wordml" xmlns:w15="http://schemas.microsoft.com/office/word/2012/wordml" xmlns:w16se="http://schemas.microsoft.com/office/word/2015/wordml/symex" xmlns:wpg="http://schemas.microsoft.com/office/word/2010/wordprocessingGroup" xmlns:wpi="http://schemas.microsoft.com/office/word/2010/wordprocessingInk" xmlns:wne="http://schemas.microsoft.com/office/word/2006/wordml" xmlns:wps="http://schemas.microsoft.com/office/word/2010/wordprocessingShape" mc:Ignorable="w14 w15 w16se wp14">
+<w:numbering xmlns:wpc="http://schemas.microsoft.com/office/word/2010/wordprocessingCanvas" xmlns:cx="http://schemas.microsoft.com/office/drawing/2014/chartex" xmlns:cx1="http://schemas.microsoft.com/office/drawing/2015/9/8/chartex" xmlns:cx2="http://schemas.microsoft.com/office/drawing/2015/10/21/chartex" xmlns:cx3="http://schemas.microsoft.com/office/drawing/2016/5/9/chartex" xmlns:cx4="http://schemas.microsoft.com/office/drawing/2016/5/10/chartex" xmlns:cx5="http://schemas.microsoft.com/office/drawing/2016/5/11/chartex" xmlns:cx6="http://schemas.microsoft.com/office/drawing/2016/5/12/chartex" xmlns:cx7="http://schemas.microsoft.com/office/drawing/2016/5/13/chartex" xmlns:cx8="http://schemas.microsoft.com/office/drawing/2016/5/14/chartex" xmlns:mc="http://schemas.openxmlformats.org/markup-compatibility/2006" xmlns:aink="http://schemas.microsoft.com/office/drawing/2016/ink" xmlns:am3d="http://schemas.microsoft.com/office/drawing/2017/model3d" xmlns:o="urn:schemas-microsoft-com:office:office" xmlns:oel="http://schemas.microsoft.com/office/2019/extlst" xmlns:r="http://schemas.openxmlformats.org/officeDocument/2006/relationships" xmlns:m="http://schemas.openxmlformats.org/officeDocument/2006/math" xmlns:v="urn:schemas-microsoft-com:vml" xmlns:wp14="http://schemas.microsoft.com/office/word/2010/wordprocessingDrawing" xmlns:wp="http://schemas.openxmlformats.org/drawingml/2006/wordprocessingDrawing" xmlns:w10="urn:schemas-microsoft-com:office:word" xmlns:w="http://schemas.openxmlformats.org/wordprocessingml/2006/main" xmlns:w14="http://schemas.microsoft.com/office/word/2010/wordml" xmlns:w15="http://schemas.microsoft.com/office/word/2012/wordml" xmlns:w16cex="http://schemas.microsoft.com/office/word/2018/wordml/cex" xmlns:w16cid="http://schemas.microsoft.com/office/word/2016/wordml/cid" xmlns:w16="http://schemas.microsoft.com/office/word/2018/wordml" xmlns:w16du="http://schemas.microsoft.com/office/word/2023/wordml/word16du" xmlns:w16sdtdh="http://schemas.microsoft.com/office/word/2020/wordml/sdtdatahash" xmlns:w16sdtfl="http://schemas.microsoft.com/office/word/2024/wordml/sdtformatlock" xmlns:w16se="http://schemas.microsoft.com/office/word/2015/wordml/symex" xmlns:wpg="http://schemas.microsoft.com/office/word/2010/wordprocessingGroup" xmlns:wpi="http://schemas.microsoft.com/office/word/2010/wordprocessingInk" xmlns:wne="http://schemas.microsoft.com/office/word/2006/wordml" xmlns:wps="http://schemas.microsoft.com/office/word/2010/wordprocessingShape" mc:Ignorable="w14 w15 w16se w16cid w16 w16cex w16sdtdh w16sdtfl w16du wp14">
   <w:abstractNum w:abstractNumId="0" w15:restartNumberingAfterBreak="0">
     <w:nsid w:val="000B6203"/>
     <w:multiLevelType w:val="multilevel"/>
@@ -1338,17 +1391,17 @@
       </w:rPr>
     </w:lvl>
   </w:abstractNum>
-  <w:num w:numId="1">
+  <w:num w:numId="1" w16cid:durableId="151914857">
     <w:abstractNumId w:val="0"/>
   </w:num>
-  <w:num w:numId="2">
+  <w:num w:numId="2" w16cid:durableId="538736641">
     <w:abstractNumId w:val="1"/>
   </w:num>
 </w:numbering>
 </file>
 
 <file path=word/styles.xml><?xml version="1.0" encoding="utf-8"?>
-<w:styles xmlns:mc="http://schemas.openxmlformats.org/markup-compatibility/2006" xmlns:r="http://schemas.openxmlformats.org/officeDocument/2006/relationships" xmlns:w="http://schemas.openxmlformats.org/wordprocessingml/2006/main" xmlns:w14="http://schemas.microsoft.com/office/word/2010/wordml" xmlns:w15="http://schemas.microsoft.com/office/word/2012/wordml" xmlns:w16se="http://schemas.microsoft.com/office/word/2015/wordml/symex" mc:Ignorable="w14 w15 w16se">
+<w:styles xmlns:mc="http://schemas.openxmlformats.org/markup-compatibility/2006" xmlns:r="http://schemas.openxmlformats.org/officeDocument/2006/relationships" xmlns:w="http://schemas.openxmlformats.org/wordprocessingml/2006/main" xmlns:w14="http://schemas.microsoft.com/office/word/2010/wordml" xmlns:w15="http://schemas.microsoft.com/office/word/2012/wordml" xmlns:w16cex="http://schemas.microsoft.com/office/word/2018/wordml/cex" xmlns:w16cid="http://schemas.microsoft.com/office/word/2016/wordml/cid" xmlns:w16="http://schemas.microsoft.com/office/word/2018/wordml" xmlns:w16du="http://schemas.microsoft.com/office/word/2023/wordml/word16du" xmlns:w16sdtdh="http://schemas.microsoft.com/office/word/2020/wordml/sdtdatahash" xmlns:w16sdtfl="http://schemas.microsoft.com/office/word/2024/wordml/sdtformatlock" xmlns:w16se="http://schemas.microsoft.com/office/word/2015/wordml/symex" mc:Ignorable="w14 w15 w16se w16cid w16 w16cex w16sdtdh w16sdtfl w16du">
   <w:docDefaults>
     <w:rPrDefault>
       <w:rPr>
@@ -1364,7 +1417,7 @@
       </w:pPr>
     </w:pPrDefault>
   </w:docDefaults>
-  <w:latentStyles w:defLockedState="0" w:defUIPriority="99" w:defSemiHidden="0" w:defUnhideWhenUsed="0" w:defQFormat="0" w:count="371">
+  <w:latentStyles w:defLockedState="0" w:defUIPriority="99" w:defSemiHidden="0" w:defUnhideWhenUsed="0" w:defQFormat="0" w:count="376">
     <w:lsdException w:name="Normal" w:uiPriority="0" w:qFormat="1"/>
     <w:lsdException w:name="heading 1" w:uiPriority="9" w:qFormat="1"/>
     <w:lsdException w:name="heading 2" w:semiHidden="1" w:uiPriority="9" w:unhideWhenUsed="1" w:qFormat="1"/>
@@ -1736,6 +1789,11 @@
     <w:lsdException w:name="List Table 5 Dark Accent 6" w:uiPriority="50"/>
     <w:lsdException w:name="List Table 6 Colorful Accent 6" w:uiPriority="51"/>
     <w:lsdException w:name="List Table 7 Colorful Accent 6" w:uiPriority="52"/>
+    <w:lsdException w:name="Mention" w:semiHidden="1" w:unhideWhenUsed="1"/>
+    <w:lsdException w:name="Smart Hyperlink" w:semiHidden="1" w:unhideWhenUsed="1"/>
+    <w:lsdException w:name="Hashtag" w:semiHidden="1" w:unhideWhenUsed="1"/>
+    <w:lsdException w:name="Unresolved Mention" w:semiHidden="1" w:unhideWhenUsed="1"/>
+    <w:lsdException w:name="Smart Link" w:semiHidden="1" w:unhideWhenUsed="1"/>
   </w:latentStyles>
   <w:style w:type="paragraph" w:default="1" w:styleId="Normal">
     <w:name w:val="Normal"/>
@@ -2203,7 +2261,7 @@
       <w:szCs w:val="30"/>
     </w:rPr>
   </w:style>
-  <w:style w:type="character" w:styleId="Textoennegrita">
+  <w:style w:type="character" w:styleId="Fuerte">
     <w:name w:val="Strong"/>
     <w:basedOn w:val="Fuentedeprrafopredeter"/>
     <w:uiPriority w:val="22"/>
@@ -2430,7 +2488,7 @@
 </file>
 
 <file path=word/glossary/document.xml><?xml version="1.0" encoding="utf-8"?>
-<w:glossaryDocument xmlns:wpc="http://schemas.microsoft.com/office/word/2010/wordprocessingCanvas" xmlns:cx="http://schemas.microsoft.com/office/drawing/2014/chartex" xmlns:mc="http://schemas.openxmlformats.org/markup-compatibility/2006" xmlns:o="urn:schemas-microsoft-com:office:office" xmlns:r="http://schemas.openxmlformats.org/officeDocument/2006/relationships" xmlns:m="http://schemas.openxmlformats.org/officeDocument/2006/math" xmlns:v="urn:schemas-microsoft-com:vml" xmlns:wp14="http://schemas.microsoft.com/office/word/2010/wordprocessingDrawing" xmlns:wp="http://schemas.openxmlformats.org/drawingml/2006/wordprocessingDrawing" xmlns:w10="urn:schemas-microsoft-com:office:word" xmlns:w="http://schemas.openxmlformats.org/wordprocessingml/2006/main" xmlns:w14="http://schemas.microsoft.com/office/word/2010/wordml" xmlns:w15="http://schemas.microsoft.com/office/word/2012/wordml" xmlns:w16se="http://schemas.microsoft.com/office/word/2015/wordml/symex" xmlns:wpg="http://schemas.microsoft.com/office/word/2010/wordprocessingGroup" xmlns:wpi="http://schemas.microsoft.com/office/word/2010/wordprocessingInk" xmlns:wne="http://schemas.microsoft.com/office/word/2006/wordml" xmlns:wps="http://schemas.microsoft.com/office/word/2010/wordprocessingShape" mc:Ignorable="w14 w15 w16se wp14">
+<w:glossaryDocument xmlns:wpc="http://schemas.microsoft.com/office/word/2010/wordprocessingCanvas" xmlns:cx="http://schemas.microsoft.com/office/drawing/2014/chartex" xmlns:cx1="http://schemas.microsoft.com/office/drawing/2015/9/8/chartex" xmlns:cx2="http://schemas.microsoft.com/office/drawing/2015/10/21/chartex" xmlns:cx3="http://schemas.microsoft.com/office/drawing/2016/5/9/chartex" xmlns:cx4="http://schemas.microsoft.com/office/drawing/2016/5/10/chartex" xmlns:cx5="http://schemas.microsoft.com/office/drawing/2016/5/11/chartex" xmlns:cx6="http://schemas.microsoft.com/office/drawing/2016/5/12/chartex" xmlns:cx7="http://schemas.microsoft.com/office/drawing/2016/5/13/chartex" xmlns:cx8="http://schemas.microsoft.com/office/drawing/2016/5/14/chartex" xmlns:mc="http://schemas.openxmlformats.org/markup-compatibility/2006" xmlns:aink="http://schemas.microsoft.com/office/drawing/2016/ink" xmlns:am3d="http://schemas.microsoft.com/office/drawing/2017/model3d" xmlns:o="urn:schemas-microsoft-com:office:office" xmlns:oel="http://schemas.microsoft.com/office/2019/extlst" xmlns:r="http://schemas.openxmlformats.org/officeDocument/2006/relationships" xmlns:m="http://schemas.openxmlformats.org/officeDocument/2006/math" xmlns:v="urn:schemas-microsoft-com:vml" xmlns:wp14="http://schemas.microsoft.com/office/word/2010/wordprocessingDrawing" xmlns:wp="http://schemas.openxmlformats.org/drawingml/2006/wordprocessingDrawing" xmlns:w10="urn:schemas-microsoft-com:office:word" xmlns:w="http://schemas.openxmlformats.org/wordprocessingml/2006/main" xmlns:w14="http://schemas.microsoft.com/office/word/2010/wordml" xmlns:w15="http://schemas.microsoft.com/office/word/2012/wordml" xmlns:w16cex="http://schemas.microsoft.com/office/word/2018/wordml/cex" xmlns:w16cid="http://schemas.microsoft.com/office/word/2016/wordml/cid" xmlns:w16="http://schemas.microsoft.com/office/word/2018/wordml" xmlns:w16du="http://schemas.microsoft.com/office/word/2023/wordml/word16du" xmlns:w16sdtdh="http://schemas.microsoft.com/office/word/2020/wordml/sdtdatahash" xmlns:w16sdtfl="http://schemas.microsoft.com/office/word/2024/wordml/sdtformatlock" xmlns:w16se="http://schemas.microsoft.com/office/word/2015/wordml/symex" xmlns:wpg="http://schemas.microsoft.com/office/word/2010/wordprocessingGroup" xmlns:wpi="http://schemas.microsoft.com/office/word/2010/wordprocessingInk" xmlns:wne="http://schemas.microsoft.com/office/word/2006/wordml" xmlns:wps="http://schemas.microsoft.com/office/word/2010/wordprocessingShape" mc:Ignorable="w14 w15 w16se w16cid w16 w16cex w16sdtdh w16sdtfl w16du wp14">
   <w:docParts>
     <w:docPart>
       <w:docPartPr>
@@ -2468,7 +2526,7 @@
 </file>
 
 <file path=word/glossary/fontTable.xml><?xml version="1.0" encoding="utf-8"?>
-<w:fonts xmlns:mc="http://schemas.openxmlformats.org/markup-compatibility/2006" xmlns:r="http://schemas.openxmlformats.org/officeDocument/2006/relationships" xmlns:w="http://schemas.openxmlformats.org/wordprocessingml/2006/main" xmlns:w14="http://schemas.microsoft.com/office/word/2010/wordml" xmlns:w15="http://schemas.microsoft.com/office/word/2012/wordml" xmlns:w16se="http://schemas.microsoft.com/office/word/2015/wordml/symex" mc:Ignorable="w14 w15 w16se">
+<w:fonts xmlns:mc="http://schemas.openxmlformats.org/markup-compatibility/2006" xmlns:r="http://schemas.openxmlformats.org/officeDocument/2006/relationships" xmlns:w="http://schemas.openxmlformats.org/wordprocessingml/2006/main" xmlns:w14="http://schemas.microsoft.com/office/word/2010/wordml" xmlns:w15="http://schemas.microsoft.com/office/word/2012/wordml" xmlns:w16cex="http://schemas.microsoft.com/office/word/2018/wordml/cex" xmlns:w16cid="http://schemas.microsoft.com/office/word/2016/wordml/cid" xmlns:w16="http://schemas.microsoft.com/office/word/2018/wordml" xmlns:w16du="http://schemas.microsoft.com/office/word/2023/wordml/word16du" xmlns:w16sdtdh="http://schemas.microsoft.com/office/word/2020/wordml/sdtdatahash" xmlns:w16sdtfl="http://schemas.microsoft.com/office/word/2024/wordml/sdtformatlock" xmlns:w16se="http://schemas.microsoft.com/office/word/2015/wordml/symex" mc:Ignorable="w14 w15 w16se w16cid w16 w16cex w16sdtdh w16sdtfl w16du">
   <w:font w:name="Symbol">
     <w:panose1 w:val="05050102010706020507"/>
     <w:charset w:val="02"/>
@@ -2502,20 +2560,32 @@
     <w:charset w:val="00"/>
     <w:family w:val="swiss"/>
     <w:pitch w:val="variable"/>
-    <w:sig w:usb0="E0002EFF" w:usb1="C000247B" w:usb2="00000009" w:usb3="00000000" w:csb0="000001FF" w:csb1="00000000"/>
+    <w:sig w:usb0="E4002EFF" w:usb1="C000247B" w:usb2="00000009" w:usb3="00000000" w:csb0="000001FF" w:csb1="00000000"/>
   </w:font>
   <w:font w:name="Calibri Light">
     <w:panose1 w:val="020F0302020204030204"/>
     <w:charset w:val="00"/>
     <w:family w:val="swiss"/>
     <w:pitch w:val="variable"/>
-    <w:sig w:usb0="E0002AFF" w:usb1="C000247B" w:usb2="00000009" w:usb3="00000000" w:csb0="000001FF" w:csb1="00000000"/>
+    <w:sig w:usb0="E4002EFF" w:usb1="C000247B" w:usb2="00000009" w:usb3="00000000" w:csb0="000001FF" w:csb1="00000000"/>
+  </w:font>
+  <w:font w:name="Aptos">
+    <w:charset w:val="00"/>
+    <w:family w:val="swiss"/>
+    <w:pitch w:val="variable"/>
+    <w:sig w:usb0="20000287" w:usb1="00000003" w:usb2="00000000" w:usb3="00000000" w:csb0="0000019F" w:csb1="00000000"/>
+  </w:font>
+  <w:font w:name="Aptos Display">
+    <w:charset w:val="00"/>
+    <w:family w:val="swiss"/>
+    <w:pitch w:val="variable"/>
+    <w:sig w:usb0="20000287" w:usb1="00000003" w:usb2="00000000" w:usb3="00000000" w:csb0="0000019F" w:csb1="00000000"/>
   </w:font>
 </w:fonts>
 </file>
 
 <file path=word/glossary/settings.xml><?xml version="1.0" encoding="utf-8"?>
-<w:settings xmlns:mc="http://schemas.openxmlformats.org/markup-compatibility/2006" xmlns:o="urn:schemas-microsoft-com:office:office" xmlns:r="http://schemas.openxmlformats.org/officeDocument/2006/relationships" xmlns:m="http://schemas.openxmlformats.org/officeDocument/2006/math" xmlns:v="urn:schemas-microsoft-com:vml" xmlns:w10="urn:schemas-microsoft-com:office:word" xmlns:w="http://schemas.openxmlformats.org/wordprocessingml/2006/main" xmlns:w14="http://schemas.microsoft.com/office/word/2010/wordml" xmlns:w15="http://schemas.microsoft.com/office/word/2012/wordml" xmlns:w16se="http://schemas.microsoft.com/office/word/2015/wordml/symex" xmlns:sl="http://schemas.openxmlformats.org/schemaLibrary/2006/main" mc:Ignorable="w14 w15 w16se">
+<w:settings xmlns:mc="http://schemas.openxmlformats.org/markup-compatibility/2006" xmlns:o="urn:schemas-microsoft-com:office:office" xmlns:r="http://schemas.openxmlformats.org/officeDocument/2006/relationships" xmlns:m="http://schemas.openxmlformats.org/officeDocument/2006/math" xmlns:v="urn:schemas-microsoft-com:vml" xmlns:w10="urn:schemas-microsoft-com:office:word" xmlns:w="http://schemas.openxmlformats.org/wordprocessingml/2006/main" xmlns:w14="http://schemas.microsoft.com/office/word/2010/wordml" xmlns:w15="http://schemas.microsoft.com/office/word/2012/wordml" xmlns:w16cex="http://schemas.microsoft.com/office/word/2018/wordml/cex" xmlns:w16cid="http://schemas.microsoft.com/office/word/2016/wordml/cid" xmlns:w16="http://schemas.microsoft.com/office/word/2018/wordml" xmlns:w16du="http://schemas.microsoft.com/office/word/2023/wordml/word16du" xmlns:w16sdtdh="http://schemas.microsoft.com/office/word/2020/wordml/sdtdatahash" xmlns:w16sdtfl="http://schemas.microsoft.com/office/word/2024/wordml/sdtformatlock" xmlns:w16se="http://schemas.microsoft.com/office/word/2015/wordml/symex" xmlns:sl="http://schemas.openxmlformats.org/schemaLibrary/2006/main" mc:Ignorable="w14 w15 w16se w16cid w16 w16cex w16sdtdh w16sdtfl w16du">
   <w:view w:val="normal"/>
   <w:defaultTabStop w:val="708"/>
   <w:hyphenationZone w:val="425"/>
@@ -2527,15 +2597,18 @@
     <w:compatSetting w:name="enableOpenTypeFeatures" w:uri="http://schemas.microsoft.com/office/word" w:val="1"/>
     <w:compatSetting w:name="doNotFlipMirrorIndents" w:uri="http://schemas.microsoft.com/office/word" w:val="1"/>
     <w:compatSetting w:name="differentiateMultirowTableHeaders" w:uri="http://schemas.microsoft.com/office/word" w:val="1"/>
+    <w:compatSetting w:name="useWord2013TrackBottomHyphenation" w:uri="http://schemas.microsoft.com/office/word" w:val="1"/>
   </w:compat>
   <w:rsids>
     <w:rsidRoot w:val="002155C7"/>
     <w:rsid w:val="000E3463"/>
     <w:rsid w:val="002155C7"/>
+    <w:rsid w:val="00331702"/>
     <w:rsid w:val="00382E07"/>
     <w:rsid w:val="00517065"/>
     <w:rsid w:val="005A730A"/>
     <w:rsid w:val="0076554F"/>
+    <w:rsid w:val="00A02065"/>
     <w:rsid w:val="00D32266"/>
     <w:rsid w:val="00E7161E"/>
     <w:rsid w:val="00F54D0F"/>
@@ -2562,7 +2635,7 @@
 </file>
 
 <file path=word/glossary/styles.xml><?xml version="1.0" encoding="utf-8"?>
-<w:styles xmlns:mc="http://schemas.openxmlformats.org/markup-compatibility/2006" xmlns:r="http://schemas.openxmlformats.org/officeDocument/2006/relationships" xmlns:w="http://schemas.openxmlformats.org/wordprocessingml/2006/main" xmlns:w14="http://schemas.microsoft.com/office/word/2010/wordml" xmlns:w15="http://schemas.microsoft.com/office/word/2012/wordml" xmlns:w16se="http://schemas.microsoft.com/office/word/2015/wordml/symex" mc:Ignorable="w14 w15 w16se">
+<w:styles xmlns:mc="http://schemas.openxmlformats.org/markup-compatibility/2006" xmlns:r="http://schemas.openxmlformats.org/officeDocument/2006/relationships" xmlns:w="http://schemas.openxmlformats.org/wordprocessingml/2006/main" xmlns:w14="http://schemas.microsoft.com/office/word/2010/wordml" xmlns:w15="http://schemas.microsoft.com/office/word/2012/wordml" xmlns:w16cex="http://schemas.microsoft.com/office/word/2018/wordml/cex" xmlns:w16cid="http://schemas.microsoft.com/office/word/2016/wordml/cid" xmlns:w16="http://schemas.microsoft.com/office/word/2018/wordml" xmlns:w16du="http://schemas.microsoft.com/office/word/2023/wordml/word16du" xmlns:w16sdtdh="http://schemas.microsoft.com/office/word/2020/wordml/sdtdatahash" xmlns:w16sdtfl="http://schemas.microsoft.com/office/word/2024/wordml/sdtformatlock" xmlns:w16se="http://schemas.microsoft.com/office/word/2015/wordml/symex" mc:Ignorable="w14 w15 w16se w16cid w16 w16cex w16sdtdh w16sdtfl w16du">
   <w:docDefaults>
     <w:rPrDefault>
       <w:rPr>
@@ -2578,7 +2651,7 @@
       </w:pPr>
     </w:pPrDefault>
   </w:docDefaults>
-  <w:latentStyles w:defLockedState="0" w:defUIPriority="99" w:defSemiHidden="0" w:defUnhideWhenUsed="0" w:defQFormat="0" w:count="371">
+  <w:latentStyles w:defLockedState="0" w:defUIPriority="99" w:defSemiHidden="0" w:defUnhideWhenUsed="0" w:defQFormat="0" w:count="376">
     <w:lsdException w:name="Normal" w:uiPriority="0" w:qFormat="1"/>
     <w:lsdException w:name="heading 1" w:uiPriority="9" w:qFormat="1"/>
     <w:lsdException w:name="heading 2" w:semiHidden="1" w:uiPriority="9" w:unhideWhenUsed="1" w:qFormat="1"/>
@@ -2950,6 +3023,11 @@
     <w:lsdException w:name="List Table 5 Dark Accent 6" w:uiPriority="50"/>
     <w:lsdException w:name="List Table 6 Colorful Accent 6" w:uiPriority="51"/>
     <w:lsdException w:name="List Table 7 Colorful Accent 6" w:uiPriority="52"/>
+    <w:lsdException w:name="Mention" w:semiHidden="1" w:unhideWhenUsed="1"/>
+    <w:lsdException w:name="Smart Hyperlink" w:semiHidden="1" w:unhideWhenUsed="1"/>
+    <w:lsdException w:name="Hashtag" w:semiHidden="1" w:unhideWhenUsed="1"/>
+    <w:lsdException w:name="Unresolved Mention" w:semiHidden="1" w:unhideWhenUsed="1"/>
+    <w:lsdException w:name="Smart Link" w:semiHidden="1" w:unhideWhenUsed="1"/>
   </w:latentStyles>
   <w:style w:type="paragraph" w:default="1" w:styleId="Normal">
     <w:name w:val="Normal"/>
@@ -2990,7 +3068,7 @@
 </file>
 
 <file path=word/glossary/webSettings.xml><?xml version="1.0" encoding="utf-8"?>
-<w:webSettings xmlns:mc="http://schemas.openxmlformats.org/markup-compatibility/2006" xmlns:r="http://schemas.openxmlformats.org/officeDocument/2006/relationships" xmlns:w="http://schemas.openxmlformats.org/wordprocessingml/2006/main" xmlns:w14="http://schemas.microsoft.com/office/word/2010/wordml" xmlns:w15="http://schemas.microsoft.com/office/word/2012/wordml" xmlns:w16se="http://schemas.microsoft.com/office/word/2015/wordml/symex" mc:Ignorable="w14 w15 w16se">
+<w:webSettings xmlns:mc="http://schemas.openxmlformats.org/markup-compatibility/2006" xmlns:r="http://schemas.openxmlformats.org/officeDocument/2006/relationships" xmlns:w="http://schemas.openxmlformats.org/wordprocessingml/2006/main" xmlns:w14="http://schemas.microsoft.com/office/word/2010/wordml" xmlns:w15="http://schemas.microsoft.com/office/word/2012/wordml" xmlns:w16cex="http://schemas.microsoft.com/office/word/2018/wordml/cex" xmlns:w16cid="http://schemas.microsoft.com/office/word/2016/wordml/cid" xmlns:w16="http://schemas.microsoft.com/office/word/2018/wordml" xmlns:w16du="http://schemas.microsoft.com/office/word/2023/wordml/word16du" xmlns:w16sdtdh="http://schemas.microsoft.com/office/word/2020/wordml/sdtdatahash" xmlns:w16sdtfl="http://schemas.microsoft.com/office/word/2024/wordml/sdtformatlock" xmlns:w16se="http://schemas.microsoft.com/office/word/2015/wordml/symex" mc:Ignorable="w14 w15 w16se w16cid w16 w16cex w16sdtdh w16sdtfl w16du">
   <w:optimizeForBrowser/>
   <w:allowPNG/>
 </w:webSettings>

--- a/manual de implementacioyn sara  nahome .docx
+++ b/manual de implementacioyn sara  nahome .docx
@@ -931,6 +931,92 @@
         <w:t>La interfaz presenta un diseño claro y ordenado para facilitar el uso del sistema y agilizar el proceso de registro de productos.</w:t>
       </w:r>
     </w:p>
+    <w:p>
+      <w:r>
+        <w:br w:type="page"/>
+      </w:r>
+    </w:p>
+    <w:p>
+      <w:pPr>
+        <w:pStyle w:val="Ttulo2"/>
+      </w:pPr>
+      <w:r>
+        <w:lastRenderedPageBreak/>
+        <w:t>Registro de ventas</w:t>
+      </w:r>
+    </w:p>
+    <w:p>
+      <w:r>
+        <w:t xml:space="preserve">Para llevar el registro de los productos que se venden ,se tiene que crear otro contenedor de información (tablas),llamado ventas.txt.con la información almacenada de los </w:t>
+      </w:r>
+      <w:r>
+        <w:t>productos se</w:t>
+      </w:r>
+      <w:r>
+        <w:t xml:space="preserve"> va a registrar las ventas que se hagan de los mismos ,y se guarda el </w:t>
+      </w:r>
+      <w:r>
+        <w:t>producto, la</w:t>
+      </w:r>
+      <w:r>
+        <w:t xml:space="preserve"> </w:t>
+      </w:r>
+      <w:r>
+        <w:t>cantidad, la</w:t>
+      </w:r>
+      <w:r>
+        <w:t xml:space="preserve"> fecha y el monto de la venta</w:t>
+      </w:r>
+    </w:p>
+    <w:p>
+      <w:r>
+        <w:t xml:space="preserve">Cuando un sistema maneja diferentes tipos de datos .estas tablas deben mantener una relación entre ellas para que el software funcione adecuadamente .en este tema se ven los tipos de relaciones entre tablas de una base de datos </w:t>
+      </w:r>
+    </w:p>
+    <w:p>
+      <w:pPr>
+        <w:pStyle w:val="Subttulo"/>
+      </w:pPr>
+      <w:r>
+        <w:t>Definiciones</w:t>
+      </w:r>
+    </w:p>
+    <w:p>
+      <w:r>
+        <w:t xml:space="preserve">Relación en base de datos: Una relación entre tablas es la forma en como están enlazados los datos entre dos o </w:t>
+      </w:r>
+      <w:r>
+        <w:t>más</w:t>
+      </w:r>
+      <w:r>
+        <w:t xml:space="preserve"> tablas</w:t>
+      </w:r>
+    </w:p>
+    <w:p>
+      <w:r>
+        <w:t>Relación 1 a</w:t>
+      </w:r>
+      <w:r>
+        <w:t xml:space="preserve"> varios: Es cuando en una tabla solo puede existir un registro ,en las otras o muchas instancias al mismo tiempo</w:t>
+      </w:r>
+    </w:p>
+    <w:p>
+      <w:r>
+        <w:t>Relación 1 a 1: Es cuando en ambas tablas solo hay un registro</w:t>
+      </w:r>
+    </w:p>
+    <w:p>
+      <w:r>
+        <w:t>Relación varios a varios : Es cuando en ambas tablas hay muchas instancias de registros.</w:t>
+      </w:r>
+    </w:p>
+    <w:p>
+      <w:r>
+        <w:t>Este software maneja la relación de 1 a varios.</w:t>
+      </w:r>
+    </w:p>
+    <w:p/>
+    <w:p/>
     <w:p>
       <w:pPr>
         <w:ind w:firstLine="708"/>
@@ -3155,8 +3241,10 @@
     <w:rsidRoot w:val="002155C7"/>
     <w:rsid w:val="000E3463"/>
     <w:rsid w:val="002155C7"/>
+    <w:rsid w:val="002A3D41"/>
     <w:rsid w:val="00382E07"/>
     <w:rsid w:val="003F106E"/>
+    <w:rsid w:val="0046332F"/>
     <w:rsid w:val="00517065"/>
     <w:rsid w:val="005A730A"/>
     <w:rsid w:val="0076554F"/>
